--- a/labs/lab2/report/nettech--lab2--report.docx
+++ b/labs/lab2/report/nettech--lab2--report.docx
@@ -70,7 +70,7 @@
       </w:r>
     </w:p>
     <w:bookmarkEnd w:id="20"/>
-    <w:bookmarkStart w:id="29" w:name="задание"/>
+    <w:bookmarkStart w:id="31" w:name="задание"/>
     <w:p>
       <w:pPr>
         <w:pStyle w:val="Heading1"/>
@@ -133,11 +133,11 @@
         <w:t xml:space="preserve">).</w:t>
       </w:r>
     </w:p>
-    <w:bookmarkStart w:id="24" w:name="fig:1"/>
-    <w:p>
-      <w:pPr>
-        <w:pStyle w:val="CaptionedFigure"/>
-      </w:pPr>
+    <w:p>
+      <w:pPr>
+        <w:pStyle w:val="BodyText"/>
+      </w:pPr>
+      <w:bookmarkStart w:id="24" w:name="fig:1"/>
       <w:r>
         <w:drawing>
           <wp:inline>
@@ -180,38 +180,44 @@
           </wp:inline>
         </w:drawing>
       </w:r>
-    </w:p>
-    <w:p>
-      <w:pPr>
-        <w:pStyle w:val="ImageCaption"/>
-      </w:pPr>
-      <w:r>
-        <w:t xml:space="preserve">Конфигурации сети</w:t>
-      </w:r>
-    </w:p>
-    <w:bookmarkEnd w:id="24"/>
-    <w:bookmarkStart w:id="28" w:name="fig:2"/>
-    <w:p>
-      <w:pPr>
-        <w:pStyle w:val="CaptionedFigure"/>
-      </w:pPr>
+      <w:bookmarkEnd w:id="24"/>
+      <w:r>
+        <w:t xml:space="preserve"> </w:t>
+      </w:r>
+      <w:r>
+        <w:t xml:space="preserve">**</w:t>
+      </w:r>
+      <w:hyperlink r:id="rId25">
+        <w:r>
+          <w:rPr>
+            <w:rStyle w:val="Hyperlink"/>
+          </w:rPr>
+          <w:t xml:space="preserve">Нажмите здесь, чтобы открыть ссылку.</w:t>
+        </w:r>
+      </w:hyperlink>
+    </w:p>
+    <w:p>
+      <w:pPr>
+        <w:pStyle w:val="BodyText"/>
+      </w:pPr>
+      <w:bookmarkStart w:id="29" w:name="fig:2"/>
       <w:r>
         <w:drawing>
           <wp:inline>
             <wp:extent cx="4267200" cy="2386263"/>
             <wp:effectExtent b="0" l="0" r="0" t="0"/>
-            <wp:docPr descr="Топология сети" title="" id="26" name="Picture"/>
+            <wp:docPr descr="Топология сети" title="" id="27" name="Picture"/>
             <a:graphic>
               <a:graphicData uri="http://schemas.openxmlformats.org/drawingml/2006/picture">
                 <pic:pic>
                   <pic:nvPicPr>
-                    <pic:cNvPr descr="image/2.png" id="27" name="Picture"/>
+                    <pic:cNvPr descr="image/2.png" id="28" name="Picture"/>
                     <pic:cNvPicPr>
                       <a:picLocks noChangeArrowheads="1" noChangeAspect="1"/>
                     </pic:cNvPicPr>
                   </pic:nvPicPr>
                   <pic:blipFill>
-                    <a:blip r:embed="rId25"/>
+                    <a:blip r:embed="rId26"/>
                     <a:stretch>
                       <a:fillRect/>
                     </a:stretch>
@@ -237,18 +243,24 @@
           </wp:inline>
         </w:drawing>
       </w:r>
-    </w:p>
-    <w:p>
-      <w:pPr>
-        <w:pStyle w:val="ImageCaption"/>
-      </w:pPr>
-      <w:r>
-        <w:t xml:space="preserve">Топология сети</w:t>
-      </w:r>
-    </w:p>
-    <w:bookmarkEnd w:id="28"/>
-    <w:bookmarkEnd w:id="29"/>
-    <w:bookmarkStart w:id="50" w:name="выполнение-лабораторной-работы"/>
+      <w:bookmarkEnd w:id="29"/>
+      <w:r>
+        <w:t xml:space="preserve"> </w:t>
+      </w:r>
+      <w:r>
+        <w:t xml:space="preserve">**</w:t>
+      </w:r>
+      <w:hyperlink r:id="rId30">
+        <w:r>
+          <w:rPr>
+            <w:rStyle w:val="Hyperlink"/>
+          </w:rPr>
+          <w:t xml:space="preserve">Нажмите здесь, чтобы открыть ссылку.</w:t>
+        </w:r>
+      </w:hyperlink>
+    </w:p>
+    <w:bookmarkEnd w:id="31"/>
+    <w:bookmarkStart w:id="57" w:name="выполнение-лабораторной-работы"/>
     <w:p>
       <w:pPr>
         <w:pStyle w:val="Heading1"/>
@@ -284,28 +296,28 @@
         <w:t xml:space="preserve">) получаем, что предельно допустимый диаметр домена коллизий в Fast Ethernet 205 м.</w:t>
       </w:r>
     </w:p>
-    <w:bookmarkStart w:id="33" w:name="fig:3"/>
-    <w:p>
-      <w:pPr>
-        <w:pStyle w:val="CaptionedFigure"/>
-      </w:pPr>
+    <w:p>
+      <w:pPr>
+        <w:pStyle w:val="BodyText"/>
+      </w:pPr>
+      <w:bookmarkStart w:id="35" w:name="fig:3"/>
       <w:r>
         <w:drawing>
           <wp:inline>
             <wp:extent cx="4267200" cy="2272021"/>
             <wp:effectExtent b="0" l="0" r="0" t="0"/>
-            <wp:docPr descr="Предельно допустимый диаметр коллизий в Fast Ethernet" title="" id="31" name="Picture"/>
+            <wp:docPr descr="Предельно допустимый диаметр коллизий в Fast Ethernet" title="" id="33" name="Picture"/>
             <a:graphic>
               <a:graphicData uri="http://schemas.openxmlformats.org/drawingml/2006/picture">
                 <pic:pic>
                   <pic:nvPicPr>
-                    <pic:cNvPr descr="image/3.png" id="32" name="Picture"/>
+                    <pic:cNvPr descr="image/3.png" id="34" name="Picture"/>
                     <pic:cNvPicPr>
                       <a:picLocks noChangeArrowheads="1" noChangeAspect="1"/>
                     </pic:cNvPicPr>
                   </pic:nvPicPr>
                   <pic:blipFill>
-                    <a:blip r:embed="rId30"/>
+                    <a:blip r:embed="rId32"/>
                     <a:stretch>
                       <a:fillRect/>
                     </a:stretch>
@@ -331,20 +343,24 @@
           </wp:inline>
         </w:drawing>
       </w:r>
-    </w:p>
-    <w:p>
-      <w:pPr>
-        <w:pStyle w:val="ImageCaption"/>
-      </w:pPr>
-      <w:r>
-        <w:t xml:space="preserve">Предельно допустимый диаметр коллизий в Fast Ethernet</w:t>
-      </w:r>
-    </w:p>
-    <w:bookmarkEnd w:id="33"/>
-    <w:p>
-      <w:pPr>
-        <w:pStyle w:val="BodyText"/>
-      </w:pPr>
+      <w:bookmarkEnd w:id="35"/>
+      <w:r>
+        <w:t xml:space="preserve"> </w:t>
+      </w:r>
+      <w:r>
+        <w:t xml:space="preserve">**</w:t>
+      </w:r>
+      <w:hyperlink r:id="rId36">
+        <w:r>
+          <w:rPr>
+            <w:rStyle w:val="Hyperlink"/>
+          </w:rPr>
+          <w:t xml:space="preserve">Нажмите здесь, чтобы открыть ссылку.</w:t>
+        </w:r>
+      </w:hyperlink>
+      <w:r>
+        <w:t xml:space="preserve"> </w:t>
+      </w:r>
       <w:r>
         <w:t xml:space="preserve">Посчитаем суммы длин сегментов в каждой строке и сравним их с референтным значением. Результаты меньше 205 м отмечаем зеленым - это работоспособные сети (1, 3 и 4) (рис.</w:t>
       </w:r>
@@ -368,28 +384,28 @@
         <w:t xml:space="preserve">).</w:t>
       </w:r>
     </w:p>
-    <w:bookmarkStart w:id="37" w:name="fig:4"/>
-    <w:p>
-      <w:pPr>
-        <w:pStyle w:val="CaptionedFigure"/>
-      </w:pPr>
+    <w:p>
+      <w:pPr>
+        <w:pStyle w:val="BodyText"/>
+      </w:pPr>
+      <w:bookmarkStart w:id="40" w:name="fig:4"/>
       <w:r>
         <w:drawing>
           <wp:inline>
             <wp:extent cx="4267200" cy="967766"/>
             <wp:effectExtent b="0" l="0" r="0" t="0"/>
-            <wp:docPr descr="Проверка работоспособности по первой модели" title="" id="35" name="Picture"/>
+            <wp:docPr descr="Проверка работоспособности по первой модели" title="" id="38" name="Picture"/>
             <a:graphic>
               <a:graphicData uri="http://schemas.openxmlformats.org/drawingml/2006/picture">
                 <pic:pic>
                   <pic:nvPicPr>
-                    <pic:cNvPr descr="image/4.png" id="36" name="Picture"/>
+                    <pic:cNvPr descr="image/4.png" id="39" name="Picture"/>
                     <pic:cNvPicPr>
                       <a:picLocks noChangeArrowheads="1" noChangeAspect="1"/>
                     </pic:cNvPicPr>
                   </pic:nvPicPr>
                   <pic:blipFill>
-                    <a:blip r:embed="rId34"/>
+                    <a:blip r:embed="rId37"/>
                     <a:stretch>
                       <a:fillRect/>
                     </a:stretch>
@@ -415,16 +431,22 @@
           </wp:inline>
         </w:drawing>
       </w:r>
-    </w:p>
-    <w:p>
-      <w:pPr>
-        <w:pStyle w:val="ImageCaption"/>
-      </w:pPr>
-      <w:r>
-        <w:t xml:space="preserve">Проверка работоспособности по первой модели</w:t>
-      </w:r>
-    </w:p>
-    <w:bookmarkEnd w:id="37"/>
+      <w:bookmarkEnd w:id="40"/>
+      <w:r>
+        <w:t xml:space="preserve"> </w:t>
+      </w:r>
+      <w:r>
+        <w:t xml:space="preserve">*</w:t>
+      </w:r>
+      <w:hyperlink r:id="rId41">
+        <w:r>
+          <w:rPr>
+            <w:rStyle w:val="Hyperlink"/>
+          </w:rPr>
+          <w:t xml:space="preserve">Нажмите здесь, чтобы открыть ссылку.</w:t>
+        </w:r>
+      </w:hyperlink>
+    </w:p>
     <w:p>
       <w:pPr>
         <w:pStyle w:val="BodyText"/>
@@ -451,29 +473,43 @@
       <w:r>
         <w:t xml:space="preserve">).</w:t>
       </w:r>
-    </w:p>
-    <w:bookmarkStart w:id="41" w:name="fig:5"/>
-    <w:p>
-      <w:pPr>
-        <w:pStyle w:val="CaptionedFigure"/>
-      </w:pPr>
+      <w:r>
+        <w:t xml:space="preserve"> </w:t>
+      </w:r>
+      <w:r>
+        <w:t xml:space="preserve">*</w:t>
+      </w:r>
+      <w:hyperlink r:id="rId42">
+        <w:r>
+          <w:rPr>
+            <w:rStyle w:val="Hyperlink"/>
+          </w:rPr>
+          <w:t xml:space="preserve">Нажмите здесь, чтобы открыть ссылку.</w:t>
+        </w:r>
+      </w:hyperlink>
+    </w:p>
+    <w:p>
+      <w:pPr>
+        <w:pStyle w:val="BodyText"/>
+      </w:pPr>
+      <w:bookmarkStart w:id="46" w:name="fig:5"/>
       <w:r>
         <w:drawing>
           <wp:inline>
             <wp:extent cx="4267200" cy="3127992"/>
             <wp:effectExtent b="0" l="0" r="0" t="0"/>
-            <wp:docPr descr="Временные задержки компонентов сети Fast Ethernet" title="" id="39" name="Picture"/>
+            <wp:docPr descr="Временные задержки компонентов сети Fast Ethernet" title="" id="44" name="Picture"/>
             <a:graphic>
               <a:graphicData uri="http://schemas.openxmlformats.org/drawingml/2006/picture">
                 <pic:pic>
                   <pic:nvPicPr>
-                    <pic:cNvPr descr="image/5.png" id="40" name="Picture"/>
+                    <pic:cNvPr descr="image/5.png" id="45" name="Picture"/>
                     <pic:cNvPicPr>
                       <a:picLocks noChangeArrowheads="1" noChangeAspect="1"/>
                     </pic:cNvPicPr>
                   </pic:nvPicPr>
                   <pic:blipFill>
-                    <a:blip r:embed="rId38"/>
+                    <a:blip r:embed="rId43"/>
                     <a:stretch>
                       <a:fillRect/>
                     </a:stretch>
@@ -499,16 +535,22 @@
           </wp:inline>
         </w:drawing>
       </w:r>
-    </w:p>
-    <w:p>
-      <w:pPr>
-        <w:pStyle w:val="ImageCaption"/>
-      </w:pPr>
-      <w:r>
-        <w:t xml:space="preserve">Временные задержки компонентов сети Fast Ethernet</w:t>
-      </w:r>
-    </w:p>
-    <w:bookmarkEnd w:id="41"/>
+      <w:bookmarkEnd w:id="46"/>
+      <w:r>
+        <w:t xml:space="preserve"> </w:t>
+      </w:r>
+      <w:r>
+        <w:t xml:space="preserve">*</w:t>
+      </w:r>
+      <w:hyperlink r:id="rId42">
+        <w:r>
+          <w:rPr>
+            <w:rStyle w:val="Hyperlink"/>
+          </w:rPr>
+          <w:t xml:space="preserve">Нажмите здесь, чтобы открыть ссылку.</w:t>
+        </w:r>
+      </w:hyperlink>
+    </w:p>
     <w:p>
       <w:pPr>
         <w:pStyle w:val="BodyText"/>
@@ -535,29 +577,43 @@
       <w:r>
         <w:t xml:space="preserve">).</w:t>
       </w:r>
-    </w:p>
-    <w:bookmarkStart w:id="45" w:name="fig:6"/>
-    <w:p>
-      <w:pPr>
-        <w:pStyle w:val="CaptionedFigure"/>
-      </w:pPr>
+      <w:r>
+        <w:t xml:space="preserve"> </w:t>
+      </w:r>
+      <w:r>
+        <w:t xml:space="preserve">*</w:t>
+      </w:r>
+      <w:hyperlink r:id="rId47">
+        <w:r>
+          <w:rPr>
+            <w:rStyle w:val="Hyperlink"/>
+          </w:rPr>
+          <w:t xml:space="preserve">Нажмите здесь, чтобы открыть ссылку.</w:t>
+        </w:r>
+      </w:hyperlink>
+    </w:p>
+    <w:p>
+      <w:pPr>
+        <w:pStyle w:val="BodyText"/>
+      </w:pPr>
+      <w:bookmarkStart w:id="51" w:name="fig:6"/>
       <w:r>
         <w:drawing>
           <wp:inline>
             <wp:extent cx="4267200" cy="1510874"/>
             <wp:effectExtent b="0" l="0" r="0" t="0"/>
-            <wp:docPr descr="Сумма длины сегментов умноженная на удельное время двойного оборота сегментов" title="" id="43" name="Picture"/>
+            <wp:docPr descr="Сумма длины сегментов умноженная на удельное время двойного оборота сегментов" title="" id="49" name="Picture"/>
             <a:graphic>
               <a:graphicData uri="http://schemas.openxmlformats.org/drawingml/2006/picture">
                 <pic:pic>
                   <pic:nvPicPr>
-                    <pic:cNvPr descr="image/6.png" id="44" name="Picture"/>
+                    <pic:cNvPr descr="image/6.png" id="50" name="Picture"/>
                     <pic:cNvPicPr>
                       <a:picLocks noChangeArrowheads="1" noChangeAspect="1"/>
                     </pic:cNvPicPr>
                   </pic:nvPicPr>
                   <pic:blipFill>
-                    <a:blip r:embed="rId42"/>
+                    <a:blip r:embed="rId48"/>
                     <a:stretch>
                       <a:fillRect/>
                     </a:stretch>
@@ -583,16 +639,22 @@
           </wp:inline>
         </w:drawing>
       </w:r>
-    </w:p>
-    <w:p>
-      <w:pPr>
-        <w:pStyle w:val="ImageCaption"/>
-      </w:pPr>
-      <w:r>
-        <w:t xml:space="preserve">Сумма длины сегментов умноженная на удельное время двойного оборота сегментов</w:t>
-      </w:r>
-    </w:p>
-    <w:bookmarkEnd w:id="45"/>
+      <w:bookmarkEnd w:id="51"/>
+      <w:r>
+        <w:t xml:space="preserve"> </w:t>
+      </w:r>
+      <w:r>
+        <w:t xml:space="preserve">*</w:t>
+      </w:r>
+      <w:hyperlink r:id="rId47">
+        <w:r>
+          <w:rPr>
+            <w:rStyle w:val="Hyperlink"/>
+          </w:rPr>
+          <w:t xml:space="preserve">Нажмите здесь, чтобы открыть ссылку.</w:t>
+        </w:r>
+      </w:hyperlink>
+    </w:p>
     <w:p>
       <w:pPr>
         <w:pStyle w:val="BodyText"/>
@@ -620,28 +682,28 @@
         <w:t xml:space="preserve">).</w:t>
       </w:r>
     </w:p>
-    <w:bookmarkStart w:id="49" w:name="fig:7"/>
-    <w:p>
-      <w:pPr>
-        <w:pStyle w:val="CaptionedFigure"/>
-      </w:pPr>
+    <w:p>
+      <w:pPr>
+        <w:pStyle w:val="BodyText"/>
+      </w:pPr>
+      <w:bookmarkStart w:id="55" w:name="fig:7"/>
       <w:r>
         <w:drawing>
           <wp:inline>
             <wp:extent cx="4267200" cy="718494"/>
             <wp:effectExtent b="0" l="0" r="0" t="0"/>
-            <wp:docPr descr="Проверка работоспособности по второй модели" title="" id="47" name="Picture"/>
+            <wp:docPr descr="Проверка работоспособности по второй модели" title="" id="53" name="Picture"/>
             <a:graphic>
               <a:graphicData uri="http://schemas.openxmlformats.org/drawingml/2006/picture">
                 <pic:pic>
                   <pic:nvPicPr>
-                    <pic:cNvPr descr="image/7.png" id="48" name="Picture"/>
+                    <pic:cNvPr descr="image/7.png" id="54" name="Picture"/>
                     <pic:cNvPicPr>
                       <a:picLocks noChangeArrowheads="1" noChangeAspect="1"/>
                     </pic:cNvPicPr>
                   </pic:nvPicPr>
                   <pic:blipFill>
-                    <a:blip r:embed="rId46"/>
+                    <a:blip r:embed="rId52"/>
                     <a:stretch>
                       <a:fillRect/>
                     </a:stretch>
@@ -667,16 +729,22 @@
           </wp:inline>
         </w:drawing>
       </w:r>
-    </w:p>
-    <w:p>
-      <w:pPr>
-        <w:pStyle w:val="ImageCaption"/>
-      </w:pPr>
-      <w:r>
-        <w:t xml:space="preserve">Проверка работоспособности по второй модели</w:t>
-      </w:r>
-    </w:p>
-    <w:bookmarkEnd w:id="49"/>
+      <w:bookmarkEnd w:id="55"/>
+      <w:r>
+        <w:t xml:space="preserve"> </w:t>
+      </w:r>
+      <w:r>
+        <w:t xml:space="preserve">*</w:t>
+      </w:r>
+      <w:hyperlink r:id="rId56">
+        <w:r>
+          <w:rPr>
+            <w:rStyle w:val="Hyperlink"/>
+          </w:rPr>
+          <w:t xml:space="preserve">Нажмите здесь, чтобы открыть ссылку.</w:t>
+        </w:r>
+      </w:hyperlink>
+    </w:p>
     <w:p>
       <w:pPr>
         <w:pStyle w:val="BodyText"/>
@@ -685,8 +753,8 @@
         <w:t xml:space="preserve">В результате рабочими остаются те же варианты сетей, что и по первой модели (сети 1, 3 и 4).</w:t>
       </w:r>
     </w:p>
-    <w:bookmarkEnd w:id="50"/>
-    <w:bookmarkStart w:id="51" w:name="выводы"/>
+    <w:bookmarkEnd w:id="57"/>
+    <w:bookmarkStart w:id="58" w:name="выводы"/>
     <w:p>
       <w:pPr>
         <w:pStyle w:val="Heading1"/>
@@ -703,7 +771,7 @@
         <w:t xml:space="preserve">В ходе выполнения лабораторной работы были изучены принципы технологий Ethernet и Fast Ethernet. Также были практически освоены методики оценки работоспособности сети, построенной на базе технологии Fast Ethernet.</w:t>
       </w:r>
     </w:p>
-    <w:bookmarkEnd w:id="51"/>
+    <w:bookmarkEnd w:id="58"/>
     <w:sectPr/>
   </w:body>
 </w:document>
